--- a/applications/Hamza_Ouriour_Cover_Letter_GEAerospace_StructuresCoop_Cincinnati.docx
+++ b/applications/Hamza_Ouriour_Cover_Letter_GEAerospace_StructuresCoop_Cincinnati.docx
@@ -131,7 +131,7 @@
           <w:sz w:val="22"/>
           <w:szCs w:val="22"/>
         </w:rPr>
-        <w:t xml:space="preserve">At NASA Johnson Space Center I built and integrated hardware for the Lunar Terrain Vehicle Ground Test Unit. I managed procurement, revision cycles, and component assembly across more than six subsystems and kept configuration records traceable. I am certified in SolidWorks (CSWA) and Siemens NX. I have completed Mechanics of Materials, and I am certified in SolidWorks and Siemens NX.</w:t>
+        <w:t xml:space="preserve">At NASA Johnson Space Center I built and integrated hardware for the Lunar Terrain Vehicle Ground Test Unit. I managed procurement, revision cycles, and component assembly across more than six subsystems and kept configuration records traceable. I have completed Mechanics of Materials, and I am certified in SolidWorks and Siemens NX.</w:t>
       </w:r>
     </w:p>
     <w:p>
